--- a/Hadoop Assesment.docx
+++ b/Hadoop Assesment.docx
@@ -6,7 +6,7 @@
       <w:pPr>
         <w:jc w:val="center"/>
         <w:rPr>
-          <w:rFonts w:asciiTheme="majorHAnsi" w:hAnsiTheme="majorHAnsi" w:cstheme="majorHAnsi"/>
+          <w:rFonts w:cstheme="minorHAnsi"/>
           <w:b/>
           <w:bCs/>
           <w:sz w:val="52"/>
@@ -15,13 +15,13 @@
       </w:pPr>
       <w:r>
         <w:rPr>
-          <w:rFonts w:asciiTheme="majorHAnsi" w:hAnsiTheme="majorHAnsi" w:cstheme="majorHAnsi"/>
+          <w:rFonts w:cstheme="minorHAnsi"/>
           <w:b/>
           <w:bCs/>
           <w:sz w:val="52"/>
           <w:szCs w:val="52"/>
         </w:rPr>
-        <w:t>BIG DATA WITH HADOOP</w:t>
+        <w:t>Hadoop and Data Engineering Task</w:t>
       </w:r>
     </w:p>
     <w:p>
@@ -120,6 +120,7 @@
         <w:rPr>
           <w:b/>
           <w:bCs/>
+          <w:noProof/>
           <w:sz w:val="28"/>
           <w:szCs w:val="28"/>
         </w:rPr>
@@ -1550,6 +1551,339 @@
           <w:szCs w:val="28"/>
         </w:rPr>
       </w:pPr>
+    </w:p>
+    <w:p>
+      <w:pPr>
+        <w:rPr>
+          <w:b/>
+          <w:bCs/>
+          <w:sz w:val="28"/>
+          <w:szCs w:val="28"/>
+        </w:rPr>
+      </w:pPr>
+      <w:r>
+        <w:rPr>
+          <w:b/>
+          <w:bCs/>
+          <w:sz w:val="28"/>
+          <w:szCs w:val="28"/>
+        </w:rPr>
+        <w:lastRenderedPageBreak/>
+        <w:t>Commands for Spark Task:</w:t>
+      </w:r>
+    </w:p>
+    <w:p>
+      <w:pPr>
+        <w:spacing w:after="0" w:line="240" w:lineRule="auto"/>
+        <w:rPr>
+          <w:rFonts w:ascii="Times New Roman" w:eastAsia="Times New Roman" w:hAnsi="Times New Roman" w:cs="Times New Roman"/>
+          <w:sz w:val="24"/>
+          <w:szCs w:val="24"/>
+        </w:rPr>
+      </w:pPr>
+      <w:r>
+        <w:rPr>
+          <w:rFonts w:ascii="Times New Roman" w:eastAsia="Times New Roman" w:hAnsi="Times New Roman" w:cs="Times New Roman"/>
+          <w:color w:val="2196F3"/>
+          <w:sz w:val="24"/>
+          <w:szCs w:val="24"/>
+        </w:rPr>
+        <w:t>mkdir</w:t>
+      </w:r>
+      <w:r>
+        <w:rPr>
+          <w:rFonts w:ascii="Times New Roman" w:eastAsia="Times New Roman" w:hAnsi="Times New Roman" w:cs="Times New Roman"/>
+          <w:sz w:val="24"/>
+          <w:szCs w:val="24"/>
+        </w:rPr>
+        <w:t xml:space="preserve"> </w:t>
+      </w:r>
+      <w:r>
+        <w:rPr>
+          <w:rFonts w:ascii="Times New Roman" w:eastAsia="Times New Roman" w:hAnsi="Times New Roman" w:cs="Times New Roman"/>
+          <w:color w:val="4CAF50"/>
+          <w:sz w:val="24"/>
+          <w:szCs w:val="24"/>
+        </w:rPr>
+        <w:t>-p</w:t>
+      </w:r>
+      <w:r>
+        <w:rPr>
+          <w:rFonts w:ascii="Times New Roman" w:eastAsia="Times New Roman" w:hAnsi="Times New Roman" w:cs="Times New Roman"/>
+          <w:sz w:val="24"/>
+          <w:szCs w:val="24"/>
+        </w:rPr>
+        <w:t xml:space="preserve"> </w:t>
+      </w:r>
+      <w:r>
+        <w:rPr>
+          <w:rFonts w:ascii="Times New Roman" w:eastAsia="Times New Roman" w:hAnsi="Times New Roman" w:cs="Times New Roman"/>
+          <w:color w:val="4CAF50"/>
+          <w:sz w:val="24"/>
+          <w:szCs w:val="24"/>
+        </w:rPr>
+        <w:t>~/spark</w:t>
+      </w:r>
+    </w:p>
+    <w:p>
+      <w:pPr>
+        <w:spacing w:after="0" w:line="240" w:lineRule="auto"/>
+        <w:rPr>
+          <w:rFonts w:ascii="Times New Roman" w:eastAsia="Times New Roman" w:hAnsi="Times New Roman" w:cs="Times New Roman"/>
+          <w:sz w:val="24"/>
+          <w:szCs w:val="24"/>
+        </w:rPr>
+      </w:pPr>
+    </w:p>
+    <w:p>
+      <w:pPr>
+        <w:spacing w:after="0" w:line="240" w:lineRule="auto"/>
+        <w:rPr>
+          <w:rFonts w:ascii="Times New Roman" w:eastAsia="Times New Roman" w:hAnsi="Times New Roman" w:cs="Times New Roman"/>
+          <w:sz w:val="24"/>
+          <w:szCs w:val="24"/>
+        </w:rPr>
+      </w:pPr>
+      <w:r>
+        <w:rPr>
+          <w:rFonts w:ascii="Times New Roman" w:eastAsia="Times New Roman" w:hAnsi="Times New Roman" w:cs="Times New Roman"/>
+          <w:color w:val="2196F3"/>
+          <w:sz w:val="24"/>
+          <w:szCs w:val="24"/>
+        </w:rPr>
+        <w:t>hdfs</w:t>
+      </w:r>
+      <w:r>
+        <w:rPr>
+          <w:rFonts w:ascii="Times New Roman" w:eastAsia="Times New Roman" w:hAnsi="Times New Roman" w:cs="Times New Roman"/>
+          <w:sz w:val="24"/>
+          <w:szCs w:val="24"/>
+        </w:rPr>
+        <w:t xml:space="preserve"> </w:t>
+      </w:r>
+      <w:r>
+        <w:rPr>
+          <w:rFonts w:ascii="Times New Roman" w:eastAsia="Times New Roman" w:hAnsi="Times New Roman" w:cs="Times New Roman"/>
+          <w:color w:val="4CAF50"/>
+          <w:sz w:val="24"/>
+          <w:szCs w:val="24"/>
+        </w:rPr>
+        <w:t>dfs</w:t>
+      </w:r>
+      <w:r>
+        <w:rPr>
+          <w:rFonts w:ascii="Times New Roman" w:eastAsia="Times New Roman" w:hAnsi="Times New Roman" w:cs="Times New Roman"/>
+          <w:sz w:val="24"/>
+          <w:szCs w:val="24"/>
+        </w:rPr>
+        <w:t xml:space="preserve"> </w:t>
+      </w:r>
+      <w:r>
+        <w:rPr>
+          <w:rFonts w:ascii="Times New Roman" w:eastAsia="Times New Roman" w:hAnsi="Times New Roman" w:cs="Times New Roman"/>
+          <w:color w:val="4CAF50"/>
+          <w:sz w:val="24"/>
+          <w:szCs w:val="24"/>
+        </w:rPr>
+        <w:t>-get</w:t>
+      </w:r>
+      <w:r>
+        <w:rPr>
+          <w:rFonts w:ascii="Times New Roman" w:eastAsia="Times New Roman" w:hAnsi="Times New Roman" w:cs="Times New Roman"/>
+          <w:sz w:val="24"/>
+          <w:szCs w:val="24"/>
+        </w:rPr>
+        <w:t xml:space="preserve"> </w:t>
+      </w:r>
+      <w:r>
+        <w:rPr>
+          <w:rFonts w:ascii="Times New Roman" w:eastAsia="Times New Roman" w:hAnsi="Times New Roman" w:cs="Times New Roman"/>
+          <w:color w:val="4CAF50"/>
+          <w:sz w:val="24"/>
+          <w:szCs w:val="24"/>
+        </w:rPr>
+        <w:t>/user/maria_dev/spark/penguins_spark.py</w:t>
+      </w:r>
+      <w:r>
+        <w:rPr>
+          <w:rFonts w:ascii="Times New Roman" w:eastAsia="Times New Roman" w:hAnsi="Times New Roman" w:cs="Times New Roman"/>
+          <w:sz w:val="24"/>
+          <w:szCs w:val="24"/>
+        </w:rPr>
+        <w:t xml:space="preserve"> </w:t>
+      </w:r>
+      <w:r>
+        <w:rPr>
+          <w:rFonts w:ascii="Times New Roman" w:eastAsia="Times New Roman" w:hAnsi="Times New Roman" w:cs="Times New Roman"/>
+          <w:color w:val="4CAF50"/>
+          <w:sz w:val="24"/>
+          <w:szCs w:val="24"/>
+        </w:rPr>
+        <w:t>~/spark/</w:t>
+      </w:r>
+    </w:p>
+    <w:p>
+      <w:pPr>
+        <w:spacing w:after="0" w:line="240" w:lineRule="auto"/>
+        <w:rPr>
+          <w:rFonts w:ascii="Times New Roman" w:eastAsia="Times New Roman" w:hAnsi="Times New Roman" w:cs="Times New Roman"/>
+          <w:sz w:val="24"/>
+          <w:szCs w:val="24"/>
+        </w:rPr>
+      </w:pPr>
+    </w:p>
+    <w:p>
+      <w:pPr>
+        <w:spacing w:after="0" w:line="240" w:lineRule="auto"/>
+        <w:rPr>
+          <w:rFonts w:ascii="Times New Roman" w:eastAsia="Times New Roman" w:hAnsi="Times New Roman" w:cs="Times New Roman"/>
+          <w:sz w:val="24"/>
+          <w:szCs w:val="24"/>
+        </w:rPr>
+      </w:pPr>
+      <w:r>
+        <w:rPr>
+          <w:rFonts w:ascii="Times New Roman" w:eastAsia="Times New Roman" w:hAnsi="Times New Roman" w:cs="Times New Roman"/>
+          <w:color w:val="2196F3"/>
+          <w:sz w:val="24"/>
+          <w:szCs w:val="24"/>
+        </w:rPr>
+        <w:t>ls</w:t>
+      </w:r>
+      <w:r>
+        <w:rPr>
+          <w:rFonts w:ascii="Times New Roman" w:eastAsia="Times New Roman" w:hAnsi="Times New Roman" w:cs="Times New Roman"/>
+          <w:sz w:val="24"/>
+          <w:szCs w:val="24"/>
+        </w:rPr>
+        <w:t xml:space="preserve"> </w:t>
+      </w:r>
+      <w:r>
+        <w:rPr>
+          <w:rFonts w:ascii="Times New Roman" w:eastAsia="Times New Roman" w:hAnsi="Times New Roman" w:cs="Times New Roman"/>
+          <w:color w:val="4CAF50"/>
+          <w:sz w:val="24"/>
+          <w:szCs w:val="24"/>
+        </w:rPr>
+        <w:t>-l</w:t>
+      </w:r>
+      <w:r>
+        <w:rPr>
+          <w:rFonts w:ascii="Times New Roman" w:eastAsia="Times New Roman" w:hAnsi="Times New Roman" w:cs="Times New Roman"/>
+          <w:sz w:val="24"/>
+          <w:szCs w:val="24"/>
+        </w:rPr>
+        <w:t xml:space="preserve"> </w:t>
+      </w:r>
+      <w:r>
+        <w:rPr>
+          <w:rFonts w:ascii="Times New Roman" w:eastAsia="Times New Roman" w:hAnsi="Times New Roman" w:cs="Times New Roman"/>
+          <w:color w:val="4CAF50"/>
+          <w:sz w:val="24"/>
+          <w:szCs w:val="24"/>
+        </w:rPr>
+        <w:t>~/spark/</w:t>
+      </w:r>
+    </w:p>
+    <w:p>
+      <w:pPr>
+        <w:spacing w:after="0" w:line="240" w:lineRule="auto"/>
+        <w:rPr>
+          <w:rFonts w:ascii="Times New Roman" w:eastAsia="Times New Roman" w:hAnsi="Times New Roman" w:cs="Times New Roman"/>
+          <w:sz w:val="24"/>
+          <w:szCs w:val="24"/>
+        </w:rPr>
+      </w:pPr>
+    </w:p>
+    <w:p>
+      <w:pPr>
+        <w:rPr>
+          <w:rFonts w:ascii="Times New Roman" w:eastAsia="Times New Roman" w:hAnsi="Times New Roman" w:cs="Times New Roman"/>
+          <w:color w:val="4CAF50"/>
+          <w:sz w:val="24"/>
+          <w:szCs w:val="24"/>
+        </w:rPr>
+      </w:pPr>
+      <w:r>
+        <w:rPr>
+          <w:rFonts w:ascii="Times New Roman" w:eastAsia="Times New Roman" w:hAnsi="Times New Roman" w:cs="Times New Roman"/>
+          <w:color w:val="2196F3"/>
+          <w:sz w:val="24"/>
+          <w:szCs w:val="24"/>
+        </w:rPr>
+        <w:t>spark-submit</w:t>
+      </w:r>
+      <w:r>
+        <w:rPr>
+          <w:rFonts w:ascii="Times New Roman" w:eastAsia="Times New Roman" w:hAnsi="Times New Roman" w:cs="Times New Roman"/>
+          <w:sz w:val="24"/>
+          <w:szCs w:val="24"/>
+        </w:rPr>
+        <w:t xml:space="preserve"> </w:t>
+      </w:r>
+      <w:r>
+        <w:rPr>
+          <w:rFonts w:ascii="Times New Roman" w:eastAsia="Times New Roman" w:hAnsi="Times New Roman" w:cs="Times New Roman"/>
+          <w:color w:val="4CAF50"/>
+          <w:sz w:val="24"/>
+          <w:szCs w:val="24"/>
+        </w:rPr>
+        <w:t>--master</w:t>
+      </w:r>
+      <w:r>
+        <w:rPr>
+          <w:rFonts w:ascii="Times New Roman" w:eastAsia="Times New Roman" w:hAnsi="Times New Roman" w:cs="Times New Roman"/>
+          <w:sz w:val="24"/>
+          <w:szCs w:val="24"/>
+        </w:rPr>
+        <w:t xml:space="preserve"> </w:t>
+      </w:r>
+      <w:r>
+        <w:rPr>
+          <w:rFonts w:ascii="Times New Roman" w:eastAsia="Times New Roman" w:hAnsi="Times New Roman" w:cs="Times New Roman"/>
+          <w:color w:val="4CAF50"/>
+          <w:sz w:val="24"/>
+          <w:szCs w:val="24"/>
+        </w:rPr>
+        <w:t>yarn</w:t>
+      </w:r>
+      <w:r>
+        <w:rPr>
+          <w:rFonts w:ascii="Times New Roman" w:eastAsia="Times New Roman" w:hAnsi="Times New Roman" w:cs="Times New Roman"/>
+          <w:sz w:val="24"/>
+          <w:szCs w:val="24"/>
+        </w:rPr>
+        <w:t xml:space="preserve"> </w:t>
+      </w:r>
+      <w:r>
+        <w:rPr>
+          <w:rFonts w:ascii="Times New Roman" w:eastAsia="Times New Roman" w:hAnsi="Times New Roman" w:cs="Times New Roman"/>
+          <w:color w:val="4CAF50"/>
+          <w:sz w:val="24"/>
+          <w:szCs w:val="24"/>
+        </w:rPr>
+        <w:t>~/spark/penguins_spark.py</w:t>
+      </w:r>
+    </w:p>
+    <w:p>
+      <w:pPr>
+        <w:rPr>
+          <w:b/>
+          <w:bCs/>
+          <w:sz w:val="28"/>
+          <w:szCs w:val="28"/>
+        </w:rPr>
+      </w:pPr>
+    </w:p>
+    <w:p>
+      <w:pPr>
+        <w:rPr>
+          <w:b/>
+          <w:bCs/>
+          <w:sz w:val="28"/>
+          <w:szCs w:val="28"/>
+        </w:rPr>
+      </w:pPr>
       <w:r>
         <w:rPr>
           <w:b/>
@@ -1558,7 +1892,6 @@
           <w:sz w:val="28"/>
           <w:szCs w:val="28"/>
         </w:rPr>
-        <w:lastRenderedPageBreak/>
         <w:drawing>
           <wp:inline distT="0" distB="0" distL="0" distR="0" wp14:anchorId="2AEED79F" wp14:editId="0291196F">
             <wp:extent cx="5943600" cy="3190240"/>
@@ -1623,6 +1956,7 @@
           <w:sz w:val="28"/>
           <w:szCs w:val="28"/>
         </w:rPr>
+        <w:lastRenderedPageBreak/>
         <w:drawing>
           <wp:inline distT="0" distB="0" distL="0" distR="0" wp14:anchorId="59FC9034" wp14:editId="262D9C0C">
             <wp:extent cx="5943600" cy="3346450"/>
@@ -1687,7 +2021,6 @@
           <w:sz w:val="28"/>
           <w:szCs w:val="28"/>
         </w:rPr>
-        <w:lastRenderedPageBreak/>
         <w:drawing>
           <wp:inline distT="0" distB="0" distL="0" distR="0" wp14:anchorId="440DE79E" wp14:editId="421D1EDE">
             <wp:extent cx="5943600" cy="3341370"/>
@@ -1742,6 +2075,7 @@
           <w:sz w:val="28"/>
           <w:szCs w:val="28"/>
         </w:rPr>
+        <w:lastRenderedPageBreak/>
         <w:drawing>
           <wp:inline distT="0" distB="0" distL="0" distR="0" wp14:anchorId="1D9525E3" wp14:editId="2C12A875">
             <wp:extent cx="5943600" cy="3341370"/>
@@ -1806,7 +2140,6 @@
           <w:sz w:val="28"/>
           <w:szCs w:val="28"/>
         </w:rPr>
-        <w:lastRenderedPageBreak/>
         <w:drawing>
           <wp:inline distT="0" distB="0" distL="0" distR="0" wp14:anchorId="0475FFF4" wp14:editId="08DEF8F1">
             <wp:extent cx="5943600" cy="3328670"/>
@@ -1861,6 +2194,7 @@
           <w:sz w:val="28"/>
           <w:szCs w:val="28"/>
         </w:rPr>
+        <w:lastRenderedPageBreak/>
         <w:drawing>
           <wp:inline distT="0" distB="0" distL="0" distR="0" wp14:anchorId="65316F63" wp14:editId="5869401C">
             <wp:extent cx="5943600" cy="3337560"/>
@@ -1911,7 +2245,6 @@
         <w:rPr>
           <w:noProof/>
         </w:rPr>
-        <w:lastRenderedPageBreak/>
         <w:drawing>
           <wp:inline distT="0" distB="0" distL="0" distR="0" wp14:anchorId="0E5A1F47" wp14:editId="19032E45">
             <wp:extent cx="5943600" cy="3341370"/>
@@ -1976,6 +2309,7 @@
           <w:sz w:val="28"/>
           <w:szCs w:val="28"/>
         </w:rPr>
+        <w:lastRenderedPageBreak/>
         <w:drawing>
           <wp:inline distT="0" distB="0" distL="0" distR="0" wp14:anchorId="3927031E" wp14:editId="36F613F4">
             <wp:extent cx="5943600" cy="3351530"/>
